--- a/Отчёт.docx
+++ b/Отчёт.docx
@@ -1,6 +1,6 @@
 
 <file path=word/document.xml><?xml version="1.0" encoding="utf-8"?>
-<w:document xmlns:wpc="http://schemas.microsoft.com/office/word/2010/wordprocessingCanvas" xmlns:cx="http://schemas.microsoft.com/office/drawing/2014/chartex" xmlns:cx1="http://schemas.microsoft.com/office/drawing/2015/9/8/chartex" xmlns:cx2="http://schemas.microsoft.com/office/drawing/2015/10/21/chartex" xmlns:cx3="http://schemas.microsoft.com/office/drawing/2016/5/9/chartex" xmlns:cx4="http://schemas.microsoft.com/office/drawing/2016/5/10/chartex" xmlns:cx5="http://schemas.microsoft.com/office/drawing/2016/5/11/chartex" xmlns:cx6="http://schemas.microsoft.com/office/drawing/2016/5/12/chartex" xmlns:cx7="http://schemas.microsoft.com/office/drawing/2016/5/13/chartex" xmlns:cx8="http://schemas.microsoft.com/office/drawing/2016/5/14/chartex" xmlns:mc="http://schemas.openxmlformats.org/markup-compatibility/2006" xmlns:aink="http://schemas.microsoft.com/office/drawing/2016/ink" xmlns:am3d="http://schemas.microsoft.com/office/drawing/2017/model3d" xmlns:o="urn:schemas-microsoft-com:office:office" xmlns:r="http://schemas.openxmlformats.org/officeDocument/2006/relationships" xmlns:m="http://schemas.openxmlformats.org/officeDocument/2006/math" xmlns:v="urn:schemas-microsoft-com:vml" xmlns:wp14="http://schemas.microsoft.com/office/word/2010/wordprocessingDrawing" xmlns:wp="http://schemas.openxmlformats.org/drawingml/2006/wordprocessingDrawing" xmlns:w10="urn:schemas-microsoft-com:office:word" xmlns:w="http://schemas.openxmlformats.org/wordprocessingml/2006/main" xmlns:w14="http://schemas.microsoft.com/office/word/2010/wordml" xmlns:w15="http://schemas.microsoft.com/office/word/2012/wordml" xmlns:w16cex="http://schemas.microsoft.com/office/word/2018/wordml/cex" xmlns:w16cid="http://schemas.microsoft.com/office/word/2016/wordml/cid" xmlns:w16="http://schemas.microsoft.com/office/word/2018/wordml" xmlns:w16sdtdh="http://schemas.microsoft.com/office/word/2020/wordml/sdtdatahash" xmlns:w16se="http://schemas.microsoft.com/office/word/2015/wordml/symex" xmlns:wpg="http://schemas.microsoft.com/office/word/2010/wordprocessingGroup" xmlns:wpi="http://schemas.microsoft.com/office/word/2010/wordprocessingInk" xmlns:wne="http://schemas.microsoft.com/office/word/2006/wordml" xmlns:wps="http://schemas.microsoft.com/office/word/2010/wordprocessingShape" mc:Ignorable="w14 w15 w16se w16cid w16 w16cex w16sdtdh wp14">
+<w:document xmlns:wpc="http://schemas.microsoft.com/office/word/2010/wordprocessingCanvas" xmlns:cx="http://schemas.microsoft.com/office/drawing/2014/chartex" xmlns:cx1="http://schemas.microsoft.com/office/drawing/2015/9/8/chartex" xmlns:cx2="http://schemas.microsoft.com/office/drawing/2015/10/21/chartex" xmlns:cx3="http://schemas.microsoft.com/office/drawing/2016/5/9/chartex" xmlns:cx4="http://schemas.microsoft.com/office/drawing/2016/5/10/chartex" xmlns:cx5="http://schemas.microsoft.com/office/drawing/2016/5/11/chartex" xmlns:cx6="http://schemas.microsoft.com/office/drawing/2016/5/12/chartex" xmlns:cx7="http://schemas.microsoft.com/office/drawing/2016/5/13/chartex" xmlns:cx8="http://schemas.microsoft.com/office/drawing/2016/5/14/chartex" xmlns:mc="http://schemas.openxmlformats.org/markup-compatibility/2006" xmlns:aink="http://schemas.microsoft.com/office/drawing/2016/ink" xmlns:am3d="http://schemas.microsoft.com/office/drawing/2017/model3d" xmlns:o="urn:schemas-microsoft-com:office:office" xmlns:oel="http://schemas.microsoft.com/office/2019/extlst" xmlns:r="http://schemas.openxmlformats.org/officeDocument/2006/relationships" xmlns:m="http://schemas.openxmlformats.org/officeDocument/2006/math" xmlns:v="urn:schemas-microsoft-com:vml" xmlns:wp14="http://schemas.microsoft.com/office/word/2010/wordprocessingDrawing" xmlns:wp="http://schemas.openxmlformats.org/drawingml/2006/wordprocessingDrawing" xmlns:w10="urn:schemas-microsoft-com:office:word" xmlns:w="http://schemas.openxmlformats.org/wordprocessingml/2006/main" xmlns:w14="http://schemas.microsoft.com/office/word/2010/wordml" xmlns:w15="http://schemas.microsoft.com/office/word/2012/wordml" xmlns:w16cex="http://schemas.microsoft.com/office/word/2018/wordml/cex" xmlns:w16cid="http://schemas.microsoft.com/office/word/2016/wordml/cid" xmlns:w16="http://schemas.microsoft.com/office/word/2018/wordml" xmlns:w16sdtdh="http://schemas.microsoft.com/office/word/2020/wordml/sdtdatahash" xmlns:w16se="http://schemas.microsoft.com/office/word/2015/wordml/symex" xmlns:wpg="http://schemas.microsoft.com/office/word/2010/wordprocessingGroup" xmlns:wpi="http://schemas.microsoft.com/office/word/2010/wordprocessingInk" xmlns:wne="http://schemas.microsoft.com/office/word/2006/wordml" xmlns:wps="http://schemas.microsoft.com/office/word/2010/wordprocessingShape" mc:Ignorable="w14 w15 w16se w16cid w16 w16cex w16sdtdh wp14">
   <w:background w:color="FFFFFF" w:themeColor="background1"/>
   <w:body>
     <w:p>
@@ -62,10 +62,10 @@
           <w:noProof/>
         </w:rPr>
         <w:drawing>
-          <wp:inline distT="0" distB="0" distL="0" distR="0" wp14:anchorId="55B7E8DD" wp14:editId="7400BF99">
-            <wp:extent cx="3857625" cy="3438525"/>
-            <wp:effectExtent l="0" t="0" r="9525" b="9525"/>
-            <wp:docPr id="1" name="Рисунок 1"/>
+          <wp:inline distT="0" distB="0" distL="0" distR="0" wp14:anchorId="2520FB9B" wp14:editId="795E35D8">
+            <wp:extent cx="4869180" cy="4495800"/>
+            <wp:effectExtent l="0" t="0" r="7620" b="0"/>
+            <wp:docPr id="850511483" name="Рисунок 2"/>
             <wp:cNvGraphicFramePr>
               <a:graphicFrameLocks xmlns:a="http://schemas.openxmlformats.org/drawingml/2006/main" noChangeAspect="1"/>
             </wp:cNvGraphicFramePr>
@@ -73,7 +73,7 @@
               <a:graphicData uri="http://schemas.openxmlformats.org/drawingml/2006/picture">
                 <pic:pic xmlns:pic="http://schemas.openxmlformats.org/drawingml/2006/picture">
                   <pic:nvPicPr>
-                    <pic:cNvPr id="0" name="Picture 23"/>
+                    <pic:cNvPr id="0" name="Picture 2"/>
                     <pic:cNvPicPr>
                       <a:picLocks noChangeAspect="1" noChangeArrowheads="1"/>
                     </pic:cNvPicPr>
@@ -94,7 +94,7 @@
                   <pic:spPr bwMode="auto">
                     <a:xfrm>
                       <a:off x="0" y="0"/>
-                      <a:ext cx="3857625" cy="3438525"/>
+                      <a:ext cx="4869180" cy="4495800"/>
                     </a:xfrm>
                     <a:prstGeom prst="rect">
                       <a:avLst/>
@@ -132,10 +132,10 @@
         </w:rPr>
         <w:lastRenderedPageBreak/>
         <w:drawing>
-          <wp:inline distT="0" distB="0" distL="0" distR="0" wp14:anchorId="5D19C539" wp14:editId="3202CA2D">
-            <wp:extent cx="3162300" cy="3286125"/>
-            <wp:effectExtent l="0" t="0" r="0" b="9525"/>
-            <wp:docPr id="2" name="Рисунок 2"/>
+          <wp:inline distT="0" distB="0" distL="0" distR="0" wp14:anchorId="712939B5" wp14:editId="5832E395">
+            <wp:extent cx="3162300" cy="3246120"/>
+            <wp:effectExtent l="0" t="0" r="0" b="0"/>
+            <wp:docPr id="2051781647" name="Рисунок 1"/>
             <wp:cNvGraphicFramePr>
               <a:graphicFrameLocks xmlns:a="http://schemas.openxmlformats.org/drawingml/2006/main" noChangeAspect="1"/>
             </wp:cNvGraphicFramePr>
@@ -143,7 +143,7 @@
               <a:graphicData uri="http://schemas.openxmlformats.org/drawingml/2006/picture">
                 <pic:pic xmlns:pic="http://schemas.openxmlformats.org/drawingml/2006/picture">
                   <pic:nvPicPr>
-                    <pic:cNvPr id="0" name="Picture 25"/>
+                    <pic:cNvPr id="0" name="Picture 1"/>
                     <pic:cNvPicPr>
                       <a:picLocks noChangeAspect="1" noChangeArrowheads="1"/>
                     </pic:cNvPicPr>
@@ -164,7 +164,7 @@
                   <pic:spPr bwMode="auto">
                     <a:xfrm>
                       <a:off x="0" y="0"/>
-                      <a:ext cx="3162300" cy="3286125"/>
+                      <a:ext cx="3162300" cy="3246120"/>
                     </a:xfrm>
                     <a:prstGeom prst="rect">
                       <a:avLst/>
@@ -1345,7 +1345,16 @@
         <w:t xml:space="preserve"> </w:t>
       </w:r>
       <w:r>
-        <w:t xml:space="preserve">история покупок </w:t>
+        <w:t xml:space="preserve">просмотр </w:t>
+      </w:r>
+      <w:r>
+        <w:t>истори</w:t>
+      </w:r>
+      <w:r>
+        <w:t>и</w:t>
+      </w:r>
+      <w:r>
+        <w:t xml:space="preserve"> покупок </w:t>
       </w:r>
     </w:p>
     <w:p>
@@ -1359,10 +1368,7 @@
         <w:t>Цель сценария:</w:t>
       </w:r>
       <w:r>
-        <w:t xml:space="preserve"> </w:t>
-      </w:r>
-      <w:r>
-        <w:t>просмотр истории всех покупок</w:t>
+        <w:t xml:space="preserve"> просмотр истории всех покупок</w:t>
       </w:r>
     </w:p>
     <w:p>
@@ -1416,13 +1422,7 @@
         </w:numPr>
       </w:pPr>
       <w:r>
-        <w:t>Нажать на вкладку «</w:t>
-      </w:r>
-      <w:r>
-        <w:t>История покупок</w:t>
-      </w:r>
-      <w:r>
-        <w:t>»</w:t>
+        <w:t>Нажать на вкладку «История покупок»</w:t>
       </w:r>
     </w:p>
     <w:p>
@@ -1435,22 +1435,13 @@
       </w:pPr>
       <w:r>
         <w:lastRenderedPageBreak/>
-        <w:t xml:space="preserve">В «Окне </w:t>
-      </w:r>
-      <w:r>
-        <w:t>истории покупок</w:t>
-      </w:r>
-      <w:r>
-        <w:t>» (Рисунок 1</w:t>
+        <w:t>В «Окне истории покупок» (Рисунок 1</w:t>
       </w:r>
       <w:r>
         <w:t>1</w:t>
       </w:r>
       <w:r>
-        <w:t xml:space="preserve">) </w:t>
-      </w:r>
-      <w:r>
-        <w:t>просмотреть все покупки, совершённые в фирме.</w:t>
+        <w:t>) просмотреть все покупки, совершённые в фирме.</w:t>
       </w:r>
     </w:p>
     <w:p>
@@ -1520,14 +1511,20 @@
         <w:t>Название прецедента:</w:t>
       </w:r>
       <w:r>
-        <w:t xml:space="preserve"> история </w:t>
-      </w:r>
-      <w:r>
-        <w:t>изменения цен</w:t>
-      </w:r>
-      <w:r>
         <w:t xml:space="preserve"> </w:t>
       </w:r>
+      <w:r>
+        <w:t xml:space="preserve">просмотр </w:t>
+      </w:r>
+      <w:r>
+        <w:t>истори</w:t>
+      </w:r>
+      <w:r>
+        <w:t>и</w:t>
+      </w:r>
+      <w:r>
+        <w:t xml:space="preserve"> изменения цен </w:t>
+      </w:r>
     </w:p>
     <w:p>
       <w:pPr>
@@ -1540,10 +1537,7 @@
         <w:t>Цель сценария:</w:t>
       </w:r>
       <w:r>
-        <w:t xml:space="preserve"> просмотр истории </w:t>
-      </w:r>
-      <w:r>
-        <w:t>изменения цен</w:t>
+        <w:t xml:space="preserve"> просмотр истории изменения цен</w:t>
       </w:r>
     </w:p>
     <w:p>
@@ -1621,13 +1615,7 @@
         <w:t>2</w:t>
       </w:r>
       <w:r>
-        <w:t xml:space="preserve">) просмотреть </w:t>
-      </w:r>
-      <w:r>
-        <w:t>изменения цен</w:t>
-      </w:r>
-      <w:r>
-        <w:t>.</w:t>
+        <w:t>) просмотреть изменения цен.</w:t>
       </w:r>
     </w:p>
     <w:p>
@@ -1703,6 +1691,9 @@
         <w:t xml:space="preserve"> </w:t>
       </w:r>
       <w:r>
+        <w:t xml:space="preserve">получить </w:t>
+      </w:r>
+      <w:r>
         <w:t>список деталей</w:t>
       </w:r>
     </w:p>
@@ -1720,10 +1711,7 @@
         <w:t xml:space="preserve"> </w:t>
       </w:r>
       <w:r>
-        <w:t xml:space="preserve">вывести </w:t>
-      </w:r>
-      <w:r>
-        <w:t>список деталей</w:t>
+        <w:t>вывести список деталей</w:t>
       </w:r>
     </w:p>
     <w:p>
@@ -1982,7 +1970,16 @@
         <w:t xml:space="preserve"> </w:t>
       </w:r>
       <w:r>
-        <w:t>информация о поставщиках</w:t>
+        <w:t xml:space="preserve">просмотреть </w:t>
+      </w:r>
+      <w:r>
+        <w:t>информаци</w:t>
+      </w:r>
+      <w:r>
+        <w:t>ю</w:t>
+      </w:r>
+      <w:r>
+        <w:t xml:space="preserve"> о поставщиках</w:t>
       </w:r>
     </w:p>
     <w:p>
@@ -1996,13 +1993,7 @@
         <w:t>Цель сценария:</w:t>
       </w:r>
       <w:r>
-        <w:t xml:space="preserve"> вывести информаци</w:t>
-      </w:r>
-      <w:r>
-        <w:t>ю</w:t>
-      </w:r>
-      <w:r>
-        <w:t xml:space="preserve"> о поставщиках</w:t>
+        <w:t xml:space="preserve"> вывести информацию о поставщиках</w:t>
       </w:r>
     </w:p>
     <w:p>
@@ -2037,19 +2028,7 @@
         <w:t>Предусловия:</w:t>
       </w:r>
       <w:r>
-        <w:t xml:space="preserve"> открыто «</w:t>
-      </w:r>
-      <w:r>
-        <w:t>Окно с</w:t>
-      </w:r>
-      <w:r>
-        <w:t>пис</w:t>
-      </w:r>
-      <w:r>
-        <w:t>ка</w:t>
-      </w:r>
-      <w:r>
-        <w:t xml:space="preserve"> деталей» покупателя (Рисунок 1</w:t>
+        <w:t xml:space="preserve"> открыто «Окно списка деталей» покупателя (Рисунок 1</w:t>
       </w:r>
       <w:r>
         <w:t>4</w:t>
@@ -2075,19 +2054,7 @@
         </w:numPr>
       </w:pPr>
       <w:r>
-        <w:t xml:space="preserve">Нажать на </w:t>
-      </w:r>
-      <w:r>
-        <w:t>кнопку</w:t>
-      </w:r>
-      <w:r>
-        <w:t xml:space="preserve"> «</w:t>
-      </w:r>
-      <w:r>
-        <w:t>Просмотреть информацию о поставщиках</w:t>
-      </w:r>
-      <w:r>
-        <w:t>»</w:t>
+        <w:t>Нажать на кнопку «Просмотреть информацию о поставщиках»</w:t>
       </w:r>
     </w:p>
     <w:p>
@@ -2099,22 +2066,13 @@
         </w:numPr>
       </w:pPr>
       <w:r>
-        <w:t xml:space="preserve">В «Окне </w:t>
-      </w:r>
-      <w:r>
-        <w:t>информации о поставщиках</w:t>
-      </w:r>
-      <w:r>
-        <w:t>» (Рисунок 1</w:t>
+        <w:t>В «Окне информации о поставщиках» (Рисунок 1</w:t>
       </w:r>
       <w:r>
         <w:t>5</w:t>
       </w:r>
       <w:r>
-        <w:t xml:space="preserve">) просмотреть </w:t>
-      </w:r>
-      <w:r>
-        <w:t>название, адрес и телефон поставщиков.</w:t>
+        <w:t>) просмотреть название, адрес и телефон поставщиков.</w:t>
       </w:r>
     </w:p>
     <w:p>
@@ -2134,13 +2092,7 @@
         <w:t>условия:</w:t>
       </w:r>
       <w:r>
-        <w:t xml:space="preserve"> открыто «Окно </w:t>
-      </w:r>
-      <w:r>
-        <w:t>информации о поставщиках</w:t>
-      </w:r>
-      <w:r>
-        <w:t>»</w:t>
+        <w:t xml:space="preserve"> открыто «Окно информации о поставщиках»</w:t>
       </w:r>
     </w:p>
     <w:p>
@@ -2215,7 +2167,13 @@
         <w:t xml:space="preserve"> </w:t>
       </w:r>
       <w:r>
-        <w:t>корзина</w:t>
+        <w:t xml:space="preserve">открыть </w:t>
+      </w:r>
+      <w:r>
+        <w:t>корзин</w:t>
+      </w:r>
+      <w:r>
+        <w:t>у</w:t>
       </w:r>
     </w:p>
     <w:p>
@@ -2589,16 +2547,16 @@
         <w:t xml:space="preserve">если </w:t>
       </w:r>
       <w:r>
-        <w:t>оплата</w:t>
+        <w:t>все поля правильно заполнены</w:t>
+      </w:r>
+      <w:r>
+        <w:t>, то</w:t>
+      </w:r>
+      <w:r>
+        <w:t xml:space="preserve"> осуществляется оплата и</w:t>
       </w:r>
       <w:r>
         <w:t xml:space="preserve"> </w:t>
-      </w:r>
-      <w:r>
-        <w:t>успешна</w:t>
-      </w:r>
-      <w:r>
-        <w:t xml:space="preserve">, то </w:t>
       </w:r>
       <w:r>
         <w:t xml:space="preserve">соответствующая запись </w:t>
@@ -3202,13 +3160,7 @@
         <w:t xml:space="preserve"> </w:t>
       </w:r>
       <w:r>
-        <w:t xml:space="preserve">соответствующая запись </w:t>
-      </w:r>
-      <w:r>
-        <w:t>обновляется</w:t>
-      </w:r>
-      <w:r>
-        <w:t xml:space="preserve"> в «</w:t>
+        <w:t>соответствующая запись обновляется в «</w:t>
       </w:r>
       <w:r>
         <w:rPr>
@@ -3226,16 +3178,7 @@
         <w:t>csv</w:t>
       </w:r>
       <w:r>
-        <w:t>»</w:t>
-      </w:r>
-      <w:r>
-        <w:t xml:space="preserve">, если была изменена цена, то </w:t>
-      </w:r>
-      <w:r>
-        <w:t xml:space="preserve">соответствующая запись </w:t>
-      </w:r>
-      <w:r>
-        <w:t>добавляется в «</w:t>
+        <w:t>», если была изменена цена, то соответствующая запись добавляется в «</w:t>
       </w:r>
       <w:r>
         <w:rPr>
@@ -3323,10 +3266,7 @@
         <w:t>Название прецедента:</w:t>
       </w:r>
       <w:r>
-        <w:t xml:space="preserve"> </w:t>
-      </w:r>
-      <w:r>
-        <w:t>удалить товар</w:t>
+        <w:t xml:space="preserve"> удалить товар</w:t>
       </w:r>
     </w:p>
     <w:p>
@@ -3354,10 +3294,7 @@
         <w:t>Цель сценария:</w:t>
       </w:r>
       <w:r>
-        <w:t xml:space="preserve"> </w:t>
-      </w:r>
-      <w:r>
-        <w:t>удалить товар</w:t>
+        <w:t xml:space="preserve"> удалить товар</w:t>
       </w:r>
     </w:p>
     <w:p>
@@ -3391,13 +3328,7 @@
         </w:numPr>
       </w:pPr>
       <w:r>
-        <w:t>Нажать на вкладку «</w:t>
-      </w:r>
-      <w:r>
-        <w:t>Удалить</w:t>
-      </w:r>
-      <w:r>
-        <w:t xml:space="preserve"> товар»</w:t>
+        <w:t>Нажать на вкладку «Удалить товар»</w:t>
       </w:r>
     </w:p>
     <w:p>
@@ -3421,10 +3352,7 @@
         <w:t>1</w:t>
       </w:r>
       <w:r>
-        <w:t xml:space="preserve">) </w:t>
-      </w:r>
-      <w:r>
-        <w:t>выбрать необходимый товар и удалить его.</w:t>
+        <w:t>) выбрать необходимый товар и удалить его.</w:t>
       </w:r>
     </w:p>
     <w:p>
@@ -3517,10 +3445,7 @@
         <w:pStyle w:val="A-1"/>
       </w:pPr>
       <w:r>
-        <w:t xml:space="preserve">Окно </w:t>
-      </w:r>
-      <w:r>
-        <w:t>удаления товара</w:t>
+        <w:t>Окно удаления товара</w:t>
       </w:r>
     </w:p>
     <w:p>
@@ -3548,7 +3473,16 @@
         <w:t>Название прецедента:</w:t>
       </w:r>
       <w:r>
-        <w:t xml:space="preserve"> выход из сессии</w:t>
+        <w:t xml:space="preserve"> </w:t>
+      </w:r>
+      <w:r>
+        <w:t>выйти</w:t>
+      </w:r>
+      <w:r>
+        <w:t xml:space="preserve"> из с</w:t>
+      </w:r>
+      <w:r>
+        <w:t>истемы</w:t>
       </w:r>
     </w:p>
     <w:p>
@@ -3588,7 +3522,10 @@
         <w:t xml:space="preserve"> </w:t>
       </w:r>
       <w:r>
-        <w:t>выйти из сессии</w:t>
+        <w:t xml:space="preserve">выйти из </w:t>
+      </w:r>
+      <w:r>
+        <w:t>системы</w:t>
       </w:r>
     </w:p>
     <w:p>
@@ -3622,6 +3559,10 @@
         <w:pStyle w:val="A-4"/>
       </w:pPr>
       <w:r>
+        <w:rPr>
+          <w:b/>
+          <w:bCs/>
+        </w:rPr>
         <w:t>Основной сценарий:</w:t>
       </w:r>
     </w:p>
@@ -3688,6 +3629,58 @@
       </w:r>
       <w:r>
         <w:t xml:space="preserve"> открыто «Окно входа в программу».</w:t>
+      </w:r>
+    </w:p>
+    <w:p>
+      <w:pPr>
+        <w:pStyle w:val="A-4"/>
+        <w:rPr>
+          <w:b/>
+          <w:bCs/>
+        </w:rPr>
+      </w:pPr>
+      <w:r>
+        <w:rPr>
+          <w:b/>
+          <w:bCs/>
+        </w:rPr>
+        <w:t xml:space="preserve">Альтернативный сценарий: </w:t>
+      </w:r>
+    </w:p>
+    <w:p>
+      <w:pPr>
+        <w:pStyle w:val="A-4"/>
+        <w:suppressAutoHyphens/>
+      </w:pPr>
+      <w:r>
+        <w:tab/>
+        <w:t>Если у покупателя есть товары в корзине, и он выходит из системы, то появляется диалоговое окно с предупреждением</w:t>
+      </w:r>
+      <w:r>
+        <w:rPr>
+          <w:b/>
+          <w:bCs/>
+        </w:rPr>
+        <w:t xml:space="preserve"> </w:t>
+      </w:r>
+      <w:r>
+        <w:t>об остатке товаров в корзине.</w:t>
+      </w:r>
+    </w:p>
+    <w:p>
+      <w:pPr>
+        <w:pStyle w:val="A-4"/>
+        <w:suppressAutoHyphens/>
+      </w:pPr>
+      <w:r>
+        <w:rPr>
+          <w:b/>
+          <w:bCs/>
+        </w:rPr>
+        <w:t xml:space="preserve">Постусловия: </w:t>
+      </w:r>
+      <w:r>
+        <w:t>появление диалогового окна с предупреждением.</w:t>
       </w:r>
     </w:p>
     <w:p>
@@ -3856,13 +3849,7 @@
         <w:rPr>
           <w:lang w:val="en-US"/>
         </w:rPr>
-        <w:t>Supplies</w:t>
-      </w:r>
-      <w:r>
-        <w:rPr>
-          <w:lang w:val="en-US"/>
-        </w:rPr>
-        <w:t>.csv</w:t>
+        <w:t>Supplies.csv</w:t>
       </w:r>
     </w:p>
     <w:p>
@@ -4816,10 +4803,7 @@
         </w:rPr>
       </w:pPr>
       <w:r>
-        <w:t>Д</w:t>
-      </w:r>
-      <w:r>
-        <w:t xml:space="preserve">ата: строка в формате </w:t>
+        <w:t xml:space="preserve">Дата: строка в формате </w:t>
       </w:r>
       <w:r>
         <w:rPr>
@@ -5119,25 +5103,7 @@
         <w:rPr>
           <w:bCs/>
         </w:rPr>
-        <w:t>Старая ц</w:t>
-      </w:r>
-      <w:r>
-        <w:rPr>
-          <w:bCs/>
-        </w:rPr>
-        <w:t>ена</w:t>
-      </w:r>
-      <w:r>
-        <w:rPr>
-          <w:bCs/>
-        </w:rPr>
-        <w:t>, новая цена, разница</w:t>
-      </w:r>
-      <w:r>
-        <w:rPr>
-          <w:bCs/>
-        </w:rPr>
-        <w:t>: число с плавающей точкой</w:t>
+        <w:t>Старая цена, новая цена, разница: число с плавающей точкой</w:t>
       </w:r>
     </w:p>
     <w:sectPr>
@@ -5155,7 +5121,7 @@
 </file>
 
 <file path=word/endnotes.xml><?xml version="1.0" encoding="utf-8"?>
-<w:endnotes xmlns:wpc="http://schemas.microsoft.com/office/word/2010/wordprocessingCanvas" xmlns:cx="http://schemas.microsoft.com/office/drawing/2014/chartex" xmlns:cx1="http://schemas.microsoft.com/office/drawing/2015/9/8/chartex" xmlns:cx2="http://schemas.microsoft.com/office/drawing/2015/10/21/chartex" xmlns:cx3="http://schemas.microsoft.com/office/drawing/2016/5/9/chartex" xmlns:cx4="http://schemas.microsoft.com/office/drawing/2016/5/10/chartex" xmlns:cx5="http://schemas.microsoft.com/office/drawing/2016/5/11/chartex" xmlns:cx6="http://schemas.microsoft.com/office/drawing/2016/5/12/chartex" xmlns:cx7="http://schemas.microsoft.com/office/drawing/2016/5/13/chartex" xmlns:cx8="http://schemas.microsoft.com/office/drawing/2016/5/14/chartex" xmlns:mc="http://schemas.openxmlformats.org/markup-compatibility/2006" xmlns:aink="http://schemas.microsoft.com/office/drawing/2016/ink" xmlns:am3d="http://schemas.microsoft.com/office/drawing/2017/model3d" xmlns:o="urn:schemas-microsoft-com:office:office" xmlns:r="http://schemas.openxmlformats.org/officeDocument/2006/relationships" xmlns:m="http://schemas.openxmlformats.org/officeDocument/2006/math" xmlns:v="urn:schemas-microsoft-com:vml" xmlns:wp14="http://schemas.microsoft.com/office/word/2010/wordprocessingDrawing" xmlns:wp="http://schemas.openxmlformats.org/drawingml/2006/wordprocessingDrawing" xmlns:w10="urn:schemas-microsoft-com:office:word" xmlns:w="http://schemas.openxmlformats.org/wordprocessingml/2006/main" xmlns:w14="http://schemas.microsoft.com/office/word/2010/wordml" xmlns:w15="http://schemas.microsoft.com/office/word/2012/wordml" xmlns:w16cex="http://schemas.microsoft.com/office/word/2018/wordml/cex" xmlns:w16cid="http://schemas.microsoft.com/office/word/2016/wordml/cid" xmlns:w16="http://schemas.microsoft.com/office/word/2018/wordml" xmlns:w16sdtdh="http://schemas.microsoft.com/office/word/2020/wordml/sdtdatahash" xmlns:w16se="http://schemas.microsoft.com/office/word/2015/wordml/symex" xmlns:wpg="http://schemas.microsoft.com/office/word/2010/wordprocessingGroup" xmlns:wpi="http://schemas.microsoft.com/office/word/2010/wordprocessingInk" xmlns:wne="http://schemas.microsoft.com/office/word/2006/wordml" xmlns:wps="http://schemas.microsoft.com/office/word/2010/wordprocessingShape" mc:Ignorable="w14 w15 w16se w16cid w16 w16cex w16sdtdh wp14">
+<w:endnotes xmlns:wpc="http://schemas.microsoft.com/office/word/2010/wordprocessingCanvas" xmlns:cx="http://schemas.microsoft.com/office/drawing/2014/chartex" xmlns:cx1="http://schemas.microsoft.com/office/drawing/2015/9/8/chartex" xmlns:cx2="http://schemas.microsoft.com/office/drawing/2015/10/21/chartex" xmlns:cx3="http://schemas.microsoft.com/office/drawing/2016/5/9/chartex" xmlns:cx4="http://schemas.microsoft.com/office/drawing/2016/5/10/chartex" xmlns:cx5="http://schemas.microsoft.com/office/drawing/2016/5/11/chartex" xmlns:cx6="http://schemas.microsoft.com/office/drawing/2016/5/12/chartex" xmlns:cx7="http://schemas.microsoft.com/office/drawing/2016/5/13/chartex" xmlns:cx8="http://schemas.microsoft.com/office/drawing/2016/5/14/chartex" xmlns:mc="http://schemas.openxmlformats.org/markup-compatibility/2006" xmlns:aink="http://schemas.microsoft.com/office/drawing/2016/ink" xmlns:am3d="http://schemas.microsoft.com/office/drawing/2017/model3d" xmlns:o="urn:schemas-microsoft-com:office:office" xmlns:oel="http://schemas.microsoft.com/office/2019/extlst" xmlns:r="http://schemas.openxmlformats.org/officeDocument/2006/relationships" xmlns:m="http://schemas.openxmlformats.org/officeDocument/2006/math" xmlns:v="urn:schemas-microsoft-com:vml" xmlns:wp14="http://schemas.microsoft.com/office/word/2010/wordprocessingDrawing" xmlns:wp="http://schemas.openxmlformats.org/drawingml/2006/wordprocessingDrawing" xmlns:w10="urn:schemas-microsoft-com:office:word" xmlns:w="http://schemas.openxmlformats.org/wordprocessingml/2006/main" xmlns:w14="http://schemas.microsoft.com/office/word/2010/wordml" xmlns:w15="http://schemas.microsoft.com/office/word/2012/wordml" xmlns:w16cex="http://schemas.microsoft.com/office/word/2018/wordml/cex" xmlns:w16cid="http://schemas.microsoft.com/office/word/2016/wordml/cid" xmlns:w16="http://schemas.microsoft.com/office/word/2018/wordml" xmlns:w16sdtdh="http://schemas.microsoft.com/office/word/2020/wordml/sdtdatahash" xmlns:w16se="http://schemas.microsoft.com/office/word/2015/wordml/symex" xmlns:wpg="http://schemas.microsoft.com/office/word/2010/wordprocessingGroup" xmlns:wpi="http://schemas.microsoft.com/office/word/2010/wordprocessingInk" xmlns:wne="http://schemas.microsoft.com/office/word/2006/wordml" xmlns:wps="http://schemas.microsoft.com/office/word/2010/wordprocessingShape" mc:Ignorable="w14 w15 w16se w16cid w16 w16cex w16sdtdh wp14">
   <w:endnote w:type="separator" w:id="-1">
     <w:p>
       <w:r>
@@ -5174,7 +5140,7 @@
 </file>
 
 <file path=word/footer1.xml><?xml version="1.0" encoding="utf-8"?>
-<w:ftr xmlns:wpc="http://schemas.microsoft.com/office/word/2010/wordprocessingCanvas" xmlns:cx="http://schemas.microsoft.com/office/drawing/2014/chartex" xmlns:cx1="http://schemas.microsoft.com/office/drawing/2015/9/8/chartex" xmlns:cx2="http://schemas.microsoft.com/office/drawing/2015/10/21/chartex" xmlns:cx3="http://schemas.microsoft.com/office/drawing/2016/5/9/chartex" xmlns:cx4="http://schemas.microsoft.com/office/drawing/2016/5/10/chartex" xmlns:cx5="http://schemas.microsoft.com/office/drawing/2016/5/11/chartex" xmlns:cx6="http://schemas.microsoft.com/office/drawing/2016/5/12/chartex" xmlns:cx7="http://schemas.microsoft.com/office/drawing/2016/5/13/chartex" xmlns:cx8="http://schemas.microsoft.com/office/drawing/2016/5/14/chartex" xmlns:mc="http://schemas.openxmlformats.org/markup-compatibility/2006" xmlns:aink="http://schemas.microsoft.com/office/drawing/2016/ink" xmlns:am3d="http://schemas.microsoft.com/office/drawing/2017/model3d" xmlns:o="urn:schemas-microsoft-com:office:office" xmlns:r="http://schemas.openxmlformats.org/officeDocument/2006/relationships" xmlns:m="http://schemas.openxmlformats.org/officeDocument/2006/math" xmlns:v="urn:schemas-microsoft-com:vml" xmlns:wp14="http://schemas.microsoft.com/office/word/2010/wordprocessingDrawing" xmlns:wp="http://schemas.openxmlformats.org/drawingml/2006/wordprocessingDrawing" xmlns:w10="urn:schemas-microsoft-com:office:word" xmlns:w="http://schemas.openxmlformats.org/wordprocessingml/2006/main" xmlns:w14="http://schemas.microsoft.com/office/word/2010/wordml" xmlns:w15="http://schemas.microsoft.com/office/word/2012/wordml" xmlns:w16cex="http://schemas.microsoft.com/office/word/2018/wordml/cex" xmlns:w16cid="http://schemas.microsoft.com/office/word/2016/wordml/cid" xmlns:w16="http://schemas.microsoft.com/office/word/2018/wordml" xmlns:w16sdtdh="http://schemas.microsoft.com/office/word/2020/wordml/sdtdatahash" xmlns:w16se="http://schemas.microsoft.com/office/word/2015/wordml/symex" xmlns:wpg="http://schemas.microsoft.com/office/word/2010/wordprocessingGroup" xmlns:wpi="http://schemas.microsoft.com/office/word/2010/wordprocessingInk" xmlns:wne="http://schemas.microsoft.com/office/word/2006/wordml" xmlns:wps="http://schemas.microsoft.com/office/word/2010/wordprocessingShape" mc:Ignorable="w14 w15 w16se w16cid w16 w16cex w16sdtdh wp14">
+<w:ftr xmlns:wpc="http://schemas.microsoft.com/office/word/2010/wordprocessingCanvas" xmlns:cx="http://schemas.microsoft.com/office/drawing/2014/chartex" xmlns:cx1="http://schemas.microsoft.com/office/drawing/2015/9/8/chartex" xmlns:cx2="http://schemas.microsoft.com/office/drawing/2015/10/21/chartex" xmlns:cx3="http://schemas.microsoft.com/office/drawing/2016/5/9/chartex" xmlns:cx4="http://schemas.microsoft.com/office/drawing/2016/5/10/chartex" xmlns:cx5="http://schemas.microsoft.com/office/drawing/2016/5/11/chartex" xmlns:cx6="http://schemas.microsoft.com/office/drawing/2016/5/12/chartex" xmlns:cx7="http://schemas.microsoft.com/office/drawing/2016/5/13/chartex" xmlns:cx8="http://schemas.microsoft.com/office/drawing/2016/5/14/chartex" xmlns:mc="http://schemas.openxmlformats.org/markup-compatibility/2006" xmlns:aink="http://schemas.microsoft.com/office/drawing/2016/ink" xmlns:am3d="http://schemas.microsoft.com/office/drawing/2017/model3d" xmlns:o="urn:schemas-microsoft-com:office:office" xmlns:oel="http://schemas.microsoft.com/office/2019/extlst" xmlns:r="http://schemas.openxmlformats.org/officeDocument/2006/relationships" xmlns:m="http://schemas.openxmlformats.org/officeDocument/2006/math" xmlns:v="urn:schemas-microsoft-com:vml" xmlns:wp14="http://schemas.microsoft.com/office/word/2010/wordprocessingDrawing" xmlns:wp="http://schemas.openxmlformats.org/drawingml/2006/wordprocessingDrawing" xmlns:w10="urn:schemas-microsoft-com:office:word" xmlns:w="http://schemas.openxmlformats.org/wordprocessingml/2006/main" xmlns:w14="http://schemas.microsoft.com/office/word/2010/wordml" xmlns:w15="http://schemas.microsoft.com/office/word/2012/wordml" xmlns:w16cex="http://schemas.microsoft.com/office/word/2018/wordml/cex" xmlns:w16cid="http://schemas.microsoft.com/office/word/2016/wordml/cid" xmlns:w16="http://schemas.microsoft.com/office/word/2018/wordml" xmlns:w16sdtdh="http://schemas.microsoft.com/office/word/2020/wordml/sdtdatahash" xmlns:w16se="http://schemas.microsoft.com/office/word/2015/wordml/symex" xmlns:wpg="http://schemas.microsoft.com/office/word/2010/wordprocessingGroup" xmlns:wpi="http://schemas.microsoft.com/office/word/2010/wordprocessingInk" xmlns:wne="http://schemas.microsoft.com/office/word/2006/wordml" xmlns:wps="http://schemas.microsoft.com/office/word/2010/wordprocessingShape" mc:Ignorable="w14 w15 w16se w16cid w16 w16cex w16sdtdh wp14">
   <w:p>
     <w:pPr>
       <w:pStyle w:val="a9"/>
@@ -5203,7 +5169,7 @@
 </file>
 
 <file path=word/footer2.xml><?xml version="1.0" encoding="utf-8"?>
-<w:ftr xmlns:wpc="http://schemas.microsoft.com/office/word/2010/wordprocessingCanvas" xmlns:cx="http://schemas.microsoft.com/office/drawing/2014/chartex" xmlns:cx1="http://schemas.microsoft.com/office/drawing/2015/9/8/chartex" xmlns:cx2="http://schemas.microsoft.com/office/drawing/2015/10/21/chartex" xmlns:cx3="http://schemas.microsoft.com/office/drawing/2016/5/9/chartex" xmlns:cx4="http://schemas.microsoft.com/office/drawing/2016/5/10/chartex" xmlns:cx5="http://schemas.microsoft.com/office/drawing/2016/5/11/chartex" xmlns:cx6="http://schemas.microsoft.com/office/drawing/2016/5/12/chartex" xmlns:cx7="http://schemas.microsoft.com/office/drawing/2016/5/13/chartex" xmlns:cx8="http://schemas.microsoft.com/office/drawing/2016/5/14/chartex" xmlns:mc="http://schemas.openxmlformats.org/markup-compatibility/2006" xmlns:aink="http://schemas.microsoft.com/office/drawing/2016/ink" xmlns:am3d="http://schemas.microsoft.com/office/drawing/2017/model3d" xmlns:o="urn:schemas-microsoft-com:office:office" xmlns:r="http://schemas.openxmlformats.org/officeDocument/2006/relationships" xmlns:m="http://schemas.openxmlformats.org/officeDocument/2006/math" xmlns:v="urn:schemas-microsoft-com:vml" xmlns:wp14="http://schemas.microsoft.com/office/word/2010/wordprocessingDrawing" xmlns:wp="http://schemas.openxmlformats.org/drawingml/2006/wordprocessingDrawing" xmlns:w10="urn:schemas-microsoft-com:office:word" xmlns:w="http://schemas.openxmlformats.org/wordprocessingml/2006/main" xmlns:w14="http://schemas.microsoft.com/office/word/2010/wordml" xmlns:w15="http://schemas.microsoft.com/office/word/2012/wordml" xmlns:w16cex="http://schemas.microsoft.com/office/word/2018/wordml/cex" xmlns:w16cid="http://schemas.microsoft.com/office/word/2016/wordml/cid" xmlns:w16="http://schemas.microsoft.com/office/word/2018/wordml" xmlns:w16sdtdh="http://schemas.microsoft.com/office/word/2020/wordml/sdtdatahash" xmlns:w16se="http://schemas.microsoft.com/office/word/2015/wordml/symex" xmlns:wpg="http://schemas.microsoft.com/office/word/2010/wordprocessingGroup" xmlns:wpi="http://schemas.microsoft.com/office/word/2010/wordprocessingInk" xmlns:wne="http://schemas.microsoft.com/office/word/2006/wordml" xmlns:wps="http://schemas.microsoft.com/office/word/2010/wordprocessingShape" mc:Ignorable="w14 w15 w16se w16cid w16 w16cex w16sdtdh wp14">
+<w:ftr xmlns:wpc="http://schemas.microsoft.com/office/word/2010/wordprocessingCanvas" xmlns:cx="http://schemas.microsoft.com/office/drawing/2014/chartex" xmlns:cx1="http://schemas.microsoft.com/office/drawing/2015/9/8/chartex" xmlns:cx2="http://schemas.microsoft.com/office/drawing/2015/10/21/chartex" xmlns:cx3="http://schemas.microsoft.com/office/drawing/2016/5/9/chartex" xmlns:cx4="http://schemas.microsoft.com/office/drawing/2016/5/10/chartex" xmlns:cx5="http://schemas.microsoft.com/office/drawing/2016/5/11/chartex" xmlns:cx6="http://schemas.microsoft.com/office/drawing/2016/5/12/chartex" xmlns:cx7="http://schemas.microsoft.com/office/drawing/2016/5/13/chartex" xmlns:cx8="http://schemas.microsoft.com/office/drawing/2016/5/14/chartex" xmlns:mc="http://schemas.openxmlformats.org/markup-compatibility/2006" xmlns:aink="http://schemas.microsoft.com/office/drawing/2016/ink" xmlns:am3d="http://schemas.microsoft.com/office/drawing/2017/model3d" xmlns:o="urn:schemas-microsoft-com:office:office" xmlns:oel="http://schemas.microsoft.com/office/2019/extlst" xmlns:r="http://schemas.openxmlformats.org/officeDocument/2006/relationships" xmlns:m="http://schemas.openxmlformats.org/officeDocument/2006/math" xmlns:v="urn:schemas-microsoft-com:vml" xmlns:wp14="http://schemas.microsoft.com/office/word/2010/wordprocessingDrawing" xmlns:wp="http://schemas.openxmlformats.org/drawingml/2006/wordprocessingDrawing" xmlns:w10="urn:schemas-microsoft-com:office:word" xmlns:w="http://schemas.openxmlformats.org/wordprocessingml/2006/main" xmlns:w14="http://schemas.microsoft.com/office/word/2010/wordml" xmlns:w15="http://schemas.microsoft.com/office/word/2012/wordml" xmlns:w16cex="http://schemas.microsoft.com/office/word/2018/wordml/cex" xmlns:w16cid="http://schemas.microsoft.com/office/word/2016/wordml/cid" xmlns:w16="http://schemas.microsoft.com/office/word/2018/wordml" xmlns:w16sdtdh="http://schemas.microsoft.com/office/word/2020/wordml/sdtdatahash" xmlns:w16se="http://schemas.microsoft.com/office/word/2015/wordml/symex" xmlns:wpg="http://schemas.microsoft.com/office/word/2010/wordprocessingGroup" xmlns:wpi="http://schemas.microsoft.com/office/word/2010/wordprocessingInk" xmlns:wne="http://schemas.microsoft.com/office/word/2006/wordml" xmlns:wps="http://schemas.microsoft.com/office/word/2010/wordprocessingShape" mc:Ignorable="w14 w15 w16se w16cid w16 w16cex w16sdtdh wp14">
   <w:p>
     <w:pPr>
       <w:pStyle w:val="a9"/>
@@ -5214,7 +5180,7 @@
 </file>
 
 <file path=word/footnotes.xml><?xml version="1.0" encoding="utf-8"?>
-<w:footnotes xmlns:wpc="http://schemas.microsoft.com/office/word/2010/wordprocessingCanvas" xmlns:cx="http://schemas.microsoft.com/office/drawing/2014/chartex" xmlns:cx1="http://schemas.microsoft.com/office/drawing/2015/9/8/chartex" xmlns:cx2="http://schemas.microsoft.com/office/drawing/2015/10/21/chartex" xmlns:cx3="http://schemas.microsoft.com/office/drawing/2016/5/9/chartex" xmlns:cx4="http://schemas.microsoft.com/office/drawing/2016/5/10/chartex" xmlns:cx5="http://schemas.microsoft.com/office/drawing/2016/5/11/chartex" xmlns:cx6="http://schemas.microsoft.com/office/drawing/2016/5/12/chartex" xmlns:cx7="http://schemas.microsoft.com/office/drawing/2016/5/13/chartex" xmlns:cx8="http://schemas.microsoft.com/office/drawing/2016/5/14/chartex" xmlns:mc="http://schemas.openxmlformats.org/markup-compatibility/2006" xmlns:aink="http://schemas.microsoft.com/office/drawing/2016/ink" xmlns:am3d="http://schemas.microsoft.com/office/drawing/2017/model3d" xmlns:o="urn:schemas-microsoft-com:office:office" xmlns:r="http://schemas.openxmlformats.org/officeDocument/2006/relationships" xmlns:m="http://schemas.openxmlformats.org/officeDocument/2006/math" xmlns:v="urn:schemas-microsoft-com:vml" xmlns:wp14="http://schemas.microsoft.com/office/word/2010/wordprocessingDrawing" xmlns:wp="http://schemas.openxmlformats.org/drawingml/2006/wordprocessingDrawing" xmlns:w10="urn:schemas-microsoft-com:office:word" xmlns:w="http://schemas.openxmlformats.org/wordprocessingml/2006/main" xmlns:w14="http://schemas.microsoft.com/office/word/2010/wordml" xmlns:w15="http://schemas.microsoft.com/office/word/2012/wordml" xmlns:w16cex="http://schemas.microsoft.com/office/word/2018/wordml/cex" xmlns:w16cid="http://schemas.microsoft.com/office/word/2016/wordml/cid" xmlns:w16="http://schemas.microsoft.com/office/word/2018/wordml" xmlns:w16sdtdh="http://schemas.microsoft.com/office/word/2020/wordml/sdtdatahash" xmlns:w16se="http://schemas.microsoft.com/office/word/2015/wordml/symex" xmlns:wpg="http://schemas.microsoft.com/office/word/2010/wordprocessingGroup" xmlns:wpi="http://schemas.microsoft.com/office/word/2010/wordprocessingInk" xmlns:wne="http://schemas.microsoft.com/office/word/2006/wordml" xmlns:wps="http://schemas.microsoft.com/office/word/2010/wordprocessingShape" mc:Ignorable="w14 w15 w16se w16cid w16 w16cex w16sdtdh wp14">
+<w:footnotes xmlns:wpc="http://schemas.microsoft.com/office/word/2010/wordprocessingCanvas" xmlns:cx="http://schemas.microsoft.com/office/drawing/2014/chartex" xmlns:cx1="http://schemas.microsoft.com/office/drawing/2015/9/8/chartex" xmlns:cx2="http://schemas.microsoft.com/office/drawing/2015/10/21/chartex" xmlns:cx3="http://schemas.microsoft.com/office/drawing/2016/5/9/chartex" xmlns:cx4="http://schemas.microsoft.com/office/drawing/2016/5/10/chartex" xmlns:cx5="http://schemas.microsoft.com/office/drawing/2016/5/11/chartex" xmlns:cx6="http://schemas.microsoft.com/office/drawing/2016/5/12/chartex" xmlns:cx7="http://schemas.microsoft.com/office/drawing/2016/5/13/chartex" xmlns:cx8="http://schemas.microsoft.com/office/drawing/2016/5/14/chartex" xmlns:mc="http://schemas.openxmlformats.org/markup-compatibility/2006" xmlns:aink="http://schemas.microsoft.com/office/drawing/2016/ink" xmlns:am3d="http://schemas.microsoft.com/office/drawing/2017/model3d" xmlns:o="urn:schemas-microsoft-com:office:office" xmlns:oel="http://schemas.microsoft.com/office/2019/extlst" xmlns:r="http://schemas.openxmlformats.org/officeDocument/2006/relationships" xmlns:m="http://schemas.openxmlformats.org/officeDocument/2006/math" xmlns:v="urn:schemas-microsoft-com:vml" xmlns:wp14="http://schemas.microsoft.com/office/word/2010/wordprocessingDrawing" xmlns:wp="http://schemas.openxmlformats.org/drawingml/2006/wordprocessingDrawing" xmlns:w10="urn:schemas-microsoft-com:office:word" xmlns:w="http://schemas.openxmlformats.org/wordprocessingml/2006/main" xmlns:w14="http://schemas.microsoft.com/office/word/2010/wordml" xmlns:w15="http://schemas.microsoft.com/office/word/2012/wordml" xmlns:w16cex="http://schemas.microsoft.com/office/word/2018/wordml/cex" xmlns:w16cid="http://schemas.microsoft.com/office/word/2016/wordml/cid" xmlns:w16="http://schemas.microsoft.com/office/word/2018/wordml" xmlns:w16sdtdh="http://schemas.microsoft.com/office/word/2020/wordml/sdtdatahash" xmlns:w16se="http://schemas.microsoft.com/office/word/2015/wordml/symex" xmlns:wpg="http://schemas.microsoft.com/office/word/2010/wordprocessingGroup" xmlns:wpi="http://schemas.microsoft.com/office/word/2010/wordprocessingInk" xmlns:wne="http://schemas.microsoft.com/office/word/2006/wordml" xmlns:wps="http://schemas.microsoft.com/office/word/2010/wordprocessingShape" mc:Ignorable="w14 w15 w16se w16cid w16 w16cex w16sdtdh wp14">
   <w:footnote w:type="separator" w:id="-1">
     <w:p>
       <w:r>
@@ -5233,7 +5199,7 @@
 </file>
 
 <file path=word/numbering.xml><?xml version="1.0" encoding="utf-8"?>
-<w:numbering xmlns:wpc="http://schemas.microsoft.com/office/word/2010/wordprocessingCanvas" xmlns:cx="http://schemas.microsoft.com/office/drawing/2014/chartex" xmlns:cx1="http://schemas.microsoft.com/office/drawing/2015/9/8/chartex" xmlns:cx2="http://schemas.microsoft.com/office/drawing/2015/10/21/chartex" xmlns:cx3="http://schemas.microsoft.com/office/drawing/2016/5/9/chartex" xmlns:cx4="http://schemas.microsoft.com/office/drawing/2016/5/10/chartex" xmlns:cx5="http://schemas.microsoft.com/office/drawing/2016/5/11/chartex" xmlns:cx6="http://schemas.microsoft.com/office/drawing/2016/5/12/chartex" xmlns:cx7="http://schemas.microsoft.com/office/drawing/2016/5/13/chartex" xmlns:cx8="http://schemas.microsoft.com/office/drawing/2016/5/14/chartex" xmlns:mc="http://schemas.openxmlformats.org/markup-compatibility/2006" xmlns:aink="http://schemas.microsoft.com/office/drawing/2016/ink" xmlns:am3d="http://schemas.microsoft.com/office/drawing/2017/model3d" xmlns:o="urn:schemas-microsoft-com:office:office" xmlns:r="http://schemas.openxmlformats.org/officeDocument/2006/relationships" xmlns:m="http://schemas.openxmlformats.org/officeDocument/2006/math" xmlns:v="urn:schemas-microsoft-com:vml" xmlns:wp14="http://schemas.microsoft.com/office/word/2010/wordprocessingDrawing" xmlns:wp="http://schemas.openxmlformats.org/drawingml/2006/wordprocessingDrawing" xmlns:w10="urn:schemas-microsoft-com:office:word" xmlns:w="http://schemas.openxmlformats.org/wordprocessingml/2006/main" xmlns:w14="http://schemas.microsoft.com/office/word/2010/wordml" xmlns:w15="http://schemas.microsoft.com/office/word/2012/wordml" xmlns:w16cex="http://schemas.microsoft.com/office/word/2018/wordml/cex" xmlns:w16cid="http://schemas.microsoft.com/office/word/2016/wordml/cid" xmlns:w16="http://schemas.microsoft.com/office/word/2018/wordml" xmlns:w16sdtdh="http://schemas.microsoft.com/office/word/2020/wordml/sdtdatahash" xmlns:w16se="http://schemas.microsoft.com/office/word/2015/wordml/symex" xmlns:wpg="http://schemas.microsoft.com/office/word/2010/wordprocessingGroup" xmlns:wpi="http://schemas.microsoft.com/office/word/2010/wordprocessingInk" xmlns:wne="http://schemas.microsoft.com/office/word/2006/wordml" xmlns:wps="http://schemas.microsoft.com/office/word/2010/wordprocessingShape" mc:Ignorable="w14 w15 w16se w16cid w16 w16cex w16sdtdh wp14">
+<w:numbering xmlns:wpc="http://schemas.microsoft.com/office/word/2010/wordprocessingCanvas" xmlns:cx="http://schemas.microsoft.com/office/drawing/2014/chartex" xmlns:cx1="http://schemas.microsoft.com/office/drawing/2015/9/8/chartex" xmlns:cx2="http://schemas.microsoft.com/office/drawing/2015/10/21/chartex" xmlns:cx3="http://schemas.microsoft.com/office/drawing/2016/5/9/chartex" xmlns:cx4="http://schemas.microsoft.com/office/drawing/2016/5/10/chartex" xmlns:cx5="http://schemas.microsoft.com/office/drawing/2016/5/11/chartex" xmlns:cx6="http://schemas.microsoft.com/office/drawing/2016/5/12/chartex" xmlns:cx7="http://schemas.microsoft.com/office/drawing/2016/5/13/chartex" xmlns:cx8="http://schemas.microsoft.com/office/drawing/2016/5/14/chartex" xmlns:mc="http://schemas.openxmlformats.org/markup-compatibility/2006" xmlns:aink="http://schemas.microsoft.com/office/drawing/2016/ink" xmlns:am3d="http://schemas.microsoft.com/office/drawing/2017/model3d" xmlns:o="urn:schemas-microsoft-com:office:office" xmlns:oel="http://schemas.microsoft.com/office/2019/extlst" xmlns:r="http://schemas.openxmlformats.org/officeDocument/2006/relationships" xmlns:m="http://schemas.openxmlformats.org/officeDocument/2006/math" xmlns:v="urn:schemas-microsoft-com:vml" xmlns:wp14="http://schemas.microsoft.com/office/word/2010/wordprocessingDrawing" xmlns:wp="http://schemas.openxmlformats.org/drawingml/2006/wordprocessingDrawing" xmlns:w10="urn:schemas-microsoft-com:office:word" xmlns:w="http://schemas.openxmlformats.org/wordprocessingml/2006/main" xmlns:w14="http://schemas.microsoft.com/office/word/2010/wordml" xmlns:w15="http://schemas.microsoft.com/office/word/2012/wordml" xmlns:w16cex="http://schemas.microsoft.com/office/word/2018/wordml/cex" xmlns:w16cid="http://schemas.microsoft.com/office/word/2016/wordml/cid" xmlns:w16="http://schemas.microsoft.com/office/word/2018/wordml" xmlns:w16sdtdh="http://schemas.microsoft.com/office/word/2020/wordml/sdtdatahash" xmlns:w16se="http://schemas.microsoft.com/office/word/2015/wordml/symex" xmlns:wpg="http://schemas.microsoft.com/office/word/2010/wordprocessingGroup" xmlns:wpi="http://schemas.microsoft.com/office/word/2010/wordprocessingInk" xmlns:wne="http://schemas.microsoft.com/office/word/2006/wordml" xmlns:wps="http://schemas.microsoft.com/office/word/2010/wordprocessingShape" mc:Ignorable="w14 w15 w16se w16cid w16 w16cex w16sdtdh wp14">
   <w:abstractNum w:abstractNumId="0" w15:restartNumberingAfterBreak="0">
     <w:nsid w:val="0A272F01"/>
     <w:multiLevelType w:val="hybridMultilevel"/>
@@ -9873,10 +9839,10 @@
       </w:rPr>
     </w:lvl>
   </w:abstractNum>
-  <w:num w:numId="1">
+  <w:num w:numId="1" w16cid:durableId="1014766110">
     <w:abstractNumId w:val="36"/>
   </w:num>
-  <w:num w:numId="2">
+  <w:num w:numId="2" w16cid:durableId="1344476928">
     <w:abstractNumId w:val="36"/>
     <w:lvlOverride w:ilvl="0">
       <w:startOverride w:val="1"/>
@@ -9906,139 +9872,139 @@
       <w:startOverride w:val="1"/>
     </w:lvlOverride>
   </w:num>
-  <w:num w:numId="3">
+  <w:num w:numId="3" w16cid:durableId="1874461752">
     <w:abstractNumId w:val="15"/>
   </w:num>
-  <w:num w:numId="4">
+  <w:num w:numId="4" w16cid:durableId="1425876588">
     <w:abstractNumId w:val="10"/>
   </w:num>
-  <w:num w:numId="5">
+  <w:num w:numId="5" w16cid:durableId="1839416136">
     <w:abstractNumId w:val="12"/>
   </w:num>
-  <w:num w:numId="6">
+  <w:num w:numId="6" w16cid:durableId="1176310866">
     <w:abstractNumId w:val="24"/>
   </w:num>
-  <w:num w:numId="7">
+  <w:num w:numId="7" w16cid:durableId="1531534238">
     <w:abstractNumId w:val="23"/>
   </w:num>
-  <w:num w:numId="8">
+  <w:num w:numId="8" w16cid:durableId="1812480463">
     <w:abstractNumId w:val="7"/>
   </w:num>
-  <w:num w:numId="9">
+  <w:num w:numId="9" w16cid:durableId="1526674410">
     <w:abstractNumId w:val="0"/>
   </w:num>
-  <w:num w:numId="10">
+  <w:num w:numId="10" w16cid:durableId="1610696028">
     <w:abstractNumId w:val="35"/>
   </w:num>
-  <w:num w:numId="11">
+  <w:num w:numId="11" w16cid:durableId="1644577125">
     <w:abstractNumId w:val="44"/>
   </w:num>
-  <w:num w:numId="12">
+  <w:num w:numId="12" w16cid:durableId="2033408651">
     <w:abstractNumId w:val="27"/>
   </w:num>
-  <w:num w:numId="13">
+  <w:num w:numId="13" w16cid:durableId="944192276">
     <w:abstractNumId w:val="37"/>
   </w:num>
-  <w:num w:numId="14">
+  <w:num w:numId="14" w16cid:durableId="1724405195">
     <w:abstractNumId w:val="1"/>
   </w:num>
-  <w:num w:numId="15">
+  <w:num w:numId="15" w16cid:durableId="1644775424">
     <w:abstractNumId w:val="41"/>
   </w:num>
-  <w:num w:numId="16">
+  <w:num w:numId="16" w16cid:durableId="1918516243">
     <w:abstractNumId w:val="19"/>
   </w:num>
-  <w:num w:numId="17">
+  <w:num w:numId="17" w16cid:durableId="2075006255">
     <w:abstractNumId w:val="28"/>
   </w:num>
-  <w:num w:numId="18">
+  <w:num w:numId="18" w16cid:durableId="592973104">
     <w:abstractNumId w:val="9"/>
   </w:num>
-  <w:num w:numId="19">
+  <w:num w:numId="19" w16cid:durableId="1410618787">
     <w:abstractNumId w:val="14"/>
   </w:num>
-  <w:num w:numId="20">
+  <w:num w:numId="20" w16cid:durableId="1814177833">
     <w:abstractNumId w:val="6"/>
   </w:num>
-  <w:num w:numId="21">
+  <w:num w:numId="21" w16cid:durableId="1691567201">
     <w:abstractNumId w:val="11"/>
   </w:num>
-  <w:num w:numId="22">
+  <w:num w:numId="22" w16cid:durableId="499658889">
     <w:abstractNumId w:val="43"/>
   </w:num>
-  <w:num w:numId="23">
+  <w:num w:numId="23" w16cid:durableId="72700790">
     <w:abstractNumId w:val="43"/>
   </w:num>
-  <w:num w:numId="24">
+  <w:num w:numId="24" w16cid:durableId="987048709">
     <w:abstractNumId w:val="39"/>
   </w:num>
-  <w:num w:numId="25">
+  <w:num w:numId="25" w16cid:durableId="1936740119">
     <w:abstractNumId w:val="13"/>
   </w:num>
-  <w:num w:numId="26">
+  <w:num w:numId="26" w16cid:durableId="621347645">
     <w:abstractNumId w:val="29"/>
   </w:num>
-  <w:num w:numId="27">
+  <w:num w:numId="27" w16cid:durableId="887495610">
     <w:abstractNumId w:val="5"/>
   </w:num>
-  <w:num w:numId="28">
+  <w:num w:numId="28" w16cid:durableId="1879123650">
     <w:abstractNumId w:val="26"/>
   </w:num>
-  <w:num w:numId="29">
+  <w:num w:numId="29" w16cid:durableId="396786283">
     <w:abstractNumId w:val="8"/>
   </w:num>
-  <w:num w:numId="30">
+  <w:num w:numId="30" w16cid:durableId="2090347078">
     <w:abstractNumId w:val="31"/>
   </w:num>
-  <w:num w:numId="31">
+  <w:num w:numId="31" w16cid:durableId="460265326">
     <w:abstractNumId w:val="25"/>
   </w:num>
-  <w:num w:numId="32">
+  <w:num w:numId="32" w16cid:durableId="608247104">
     <w:abstractNumId w:val="42"/>
   </w:num>
-  <w:num w:numId="33">
+  <w:num w:numId="33" w16cid:durableId="259262710">
     <w:abstractNumId w:val="21"/>
   </w:num>
-  <w:num w:numId="34">
+  <w:num w:numId="34" w16cid:durableId="451746873">
     <w:abstractNumId w:val="17"/>
   </w:num>
-  <w:num w:numId="35">
+  <w:num w:numId="35" w16cid:durableId="533615653">
     <w:abstractNumId w:val="30"/>
   </w:num>
-  <w:num w:numId="36">
+  <w:num w:numId="36" w16cid:durableId="8913901">
     <w:abstractNumId w:val="18"/>
   </w:num>
-  <w:num w:numId="37">
+  <w:num w:numId="37" w16cid:durableId="153838134">
     <w:abstractNumId w:val="2"/>
   </w:num>
-  <w:num w:numId="38">
+  <w:num w:numId="38" w16cid:durableId="329725065">
     <w:abstractNumId w:val="3"/>
   </w:num>
-  <w:num w:numId="39">
+  <w:num w:numId="39" w16cid:durableId="1500266388">
     <w:abstractNumId w:val="16"/>
   </w:num>
-  <w:num w:numId="40">
+  <w:num w:numId="40" w16cid:durableId="48455199">
     <w:abstractNumId w:val="32"/>
   </w:num>
-  <w:num w:numId="41">
+  <w:num w:numId="41" w16cid:durableId="1559978438">
     <w:abstractNumId w:val="22"/>
   </w:num>
-  <w:num w:numId="42">
+  <w:num w:numId="42" w16cid:durableId="904101125">
     <w:abstractNumId w:val="38"/>
   </w:num>
-  <w:num w:numId="43">
+  <w:num w:numId="43" w16cid:durableId="2039355138">
     <w:abstractNumId w:val="40"/>
   </w:num>
-  <w:num w:numId="44">
+  <w:num w:numId="44" w16cid:durableId="1143040422">
     <w:abstractNumId w:val="20"/>
   </w:num>
-  <w:num w:numId="45">
+  <w:num w:numId="45" w16cid:durableId="1430929751">
     <w:abstractNumId w:val="34"/>
   </w:num>
-  <w:num w:numId="46">
+  <w:num w:numId="46" w16cid:durableId="24143121">
     <w:abstractNumId w:val="4"/>
   </w:num>
-  <w:num w:numId="47">
+  <w:num w:numId="47" w16cid:durableId="527302730">
     <w:abstractNumId w:val="33"/>
   </w:num>
 </w:numbering>
